--- a/experiments/exp3-denoising/report/实验三-数字图像的噪声去除.docx
+++ b/experiments/exp3-denoising/report/实验三-数字图像的噪声去除.docx
@@ -34,6 +34,51 @@
           <w:sz w:val="44"/>
         </w:rPr>
         <w:t>实验三  数字图像的噪声去除</w:t>
+      </w:r>
+    </w:p>
+    <w:p>
+      <w:pPr>
+        <w:spacing w:before="0" w:after="120" w:line="360" w:lineRule="auto"/>
+        <w:jc w:val="both"/>
+      </w:pPr>
+      <w:r>
+        <w:rPr>
+          <w:rFonts w:ascii="Times New Roman" w:hAnsi="Times New Roman" w:eastAsia="宋体"/>
+          <w:b/>
+          <w:color w:val="000000"/>
+          <w:sz w:val="28"/>
+        </w:rPr>
+        <w:t xml:space="preserve">实验展示链接（在线可交互演示）</w:t>
+      </w:r>
+    </w:p>
+    <w:p>
+      <w:pPr>
+        <w:spacing w:before="0" w:after="120" w:line="360" w:lineRule="auto"/>
+        <w:jc w:val="both"/>
+      </w:pPr>
+      <w:r>
+        <w:rPr>
+          <w:rFonts w:ascii="Times New Roman" w:hAnsi="Times New Roman" w:eastAsia="宋体"/>
+          <w:b w:val="0"/>
+          <w:color w:val="0563C1"/>
+          <w:sz w:val="24"/>
+        </w:rPr>
+        <w:t xml:space="preserve">https://gutsyang-diplab.streamlit.app</w:t>
+      </w:r>
+    </w:p>
+    <w:p>
+      <w:pPr>
+        <w:spacing w:before="0" w:after="120" w:line="360" w:lineRule="auto"/>
+        <w:jc w:val="both"/>
+      </w:pPr>
+      <w:r>
+        <w:rPr>
+          <w:rFonts w:ascii="Times New Roman" w:hAnsi="Times New Roman" w:eastAsia="宋体"/>
+          <w:b w:val="0"/>
+          <w:color w:val="000000"/>
+          <w:sz w:val="21"/>
+        </w:rPr>
+        <w:t xml:space="preserve">本报告的全部实验结果均可在上述在线平台中交互查看，支持自行上传图像并实时调节参数。</w:t>
       </w:r>
     </w:p>
     <w:p/>
@@ -1842,6 +1887,69 @@
         <w:t>中值滤波对椒盐噪声去噪效果最佳，且边缘保持较好；统计排序滤波需按噪声类型选择统计量，最大值滤波去暗点、最小值滤波去亮点、中点滤波对高斯噪声有效；修正阿尔法均值滤波对混合噪声最为稳健。滤波窗口越大平滑越强，但会造成细节损失，本实验中 3×3 窗口优于 5×5。</w:t>
       </w:r>
     </w:p>
+    <w:p>
+      <w:pPr>
+        <w:spacing w:before="0" w:after="120" w:line="360" w:lineRule="auto"/>
+        <w:jc w:val="both"/>
+      </w:pPr>
+      <w:r>
+        <w:rPr>
+          <w:rFonts w:ascii="Times New Roman" w:hAnsi="Times New Roman" w:eastAsia="宋体"/>
+          <w:b/>
+          <w:color w:val="000000"/>
+          <w:sz w:val="28"/>
+        </w:rPr>
+        <w:t xml:space="preserve">3. 实验思考与反思</w:t>
+      </w:r>
+    </w:p>
+    <w:p>
+      <w:pPr>
+        <w:spacing w:before="0" w:after="120" w:line="360" w:lineRule="auto"/>
+        <w:ind w:firstLine="480"/>
+        <w:jc w:val="both"/>
+      </w:pPr>
+      <w:r>
+        <w:rPr>
+          <w:rFonts w:ascii="Times New Roman" w:hAnsi="Times New Roman" w:eastAsia="宋体"/>
+          <w:b w:val="0"/>
+          <w:color w:val="000000"/>
+          <w:sz w:val="24"/>
+        </w:rPr>
+        <w:t xml:space="preserve">让我意外的是最大值和最小值滤波在高斯噪声下的表现——PSNR 掉到 13 dB 左右，比不滤波还差。一开始我以为是代码 bug，检查了几遍才确认这就是排序统计的性质：最大值滤波会把窗口内最亮点扩散开，整幅图变亮且充满亮斑，用在没有脉冲噪声的图上纯属破坏。这件事让我记牢了：滤波器没有好坏，只有对不对症。</w:t>
+      </w:r>
+    </w:p>
+    <w:p>
+      <w:pPr>
+        <w:spacing w:before="0" w:after="120" w:line="360" w:lineRule="auto"/>
+        <w:ind w:firstLine="480"/>
+        <w:jc w:val="both"/>
+      </w:pPr>
+      <w:r>
+        <w:rPr>
+          <w:rFonts w:ascii="Times New Roman" w:hAnsi="Times New Roman" w:eastAsia="宋体"/>
+          <w:b w:val="0"/>
+          <w:color w:val="000000"/>
+          <w:sz w:val="24"/>
+        </w:rPr>
+        <w:t xml:space="preserve">窗口大小的选择上，我原本觉得 5×5 应该比 3×3 更干净。实测下来 5×5 虽然 PSNR 略高一点，但边缘明显糊了，baboon 这种纹理密的图损失尤其大。所以不能只盯 PSNR 数字，数字高不代表看着舒服，细节和去噪之间得权衡。</w:t>
+      </w:r>
+    </w:p>
+    <w:p>
+      <w:pPr>
+        <w:spacing w:before="0" w:after="120" w:line="360" w:lineRule="auto"/>
+        <w:ind w:firstLine="480"/>
+        <w:jc w:val="both"/>
+      </w:pPr>
+      <w:r>
+        <w:rPr>
+          <w:rFonts w:ascii="Times New Roman" w:hAnsi="Times New Roman" w:eastAsia="宋体"/>
+          <w:b w:val="0"/>
+          <w:color w:val="000000"/>
+          <w:sz w:val="24"/>
+        </w:rPr>
+        <w:t xml:space="preserve">修正阿尔法均值滤波我调 d 参数调了几次。d=0 退化为均值、d 取最大退化为中值，处理混合噪声时要留一部分点参与平均才能兼顾两类噪声，这个“留多少”只能靠试，也说明传统方法里经验参数确实少不了。</w:t>
+      </w:r>
+    </w:p>
     <w:sectPr>
       <w:pgSz w:w="12240" w:h="15840"/>
       <w:pgMar w:top="1440" w:right="1800" w:bottom="1440" w:left="1800" w:header="720" w:footer="720" w:gutter="0"/>

--- a/experiments/exp3-denoising/report/实验三-数字图像的噪声去除.docx
+++ b/experiments/exp3-denoising/report/实验三-数字图像的噪声去除.docx
@@ -2,179 +2,340 @@
 <file path=word/document.xml><?xml version="1.0" encoding="utf-8"?>
 <w:document xmlns:wpc="http://schemas.microsoft.com/office/word/2010/wordprocessingCanvas" xmlns:mo="http://schemas.microsoft.com/office/mac/office/2008/main" xmlns:mc="http://schemas.openxmlformats.org/markup-compatibility/2006" xmlns:mv="urn:schemas-microsoft-com:mac:vml" xmlns:o="urn:schemas-microsoft-com:office:office" xmlns:r="http://schemas.openxmlformats.org/officeDocument/2006/relationships" xmlns:m="http://schemas.openxmlformats.org/officeDocument/2006/math" xmlns:v="urn:schemas-microsoft-com:vml" xmlns:wp14="http://schemas.microsoft.com/office/word/2010/wordprocessingDrawing" xmlns:wp="http://schemas.openxmlformats.org/drawingml/2006/wordprocessingDrawing" xmlns:w10="urn:schemas-microsoft-com:office:word" xmlns:w="http://schemas.openxmlformats.org/wordprocessingml/2006/main" xmlns:w14="http://schemas.microsoft.com/office/word/2010/wordml" xmlns:wpg="http://schemas.microsoft.com/office/word/2010/wordprocessingGroup" xmlns:wpi="http://schemas.microsoft.com/office/word/2010/wordprocessingInk" xmlns:wne="http://schemas.microsoft.com/office/word/2006/wordml" xmlns:wps="http://schemas.microsoft.com/office/word/2010/wordprocessingShape" mc:Ignorable="w14 wp14">
   <w:body>
-    <w:p/>
-    <w:p/>
-    <w:p/>
     <w:p>
       <w:pPr>
-        <w:spacing w:before="0" w:after="120" w:line="360" w:lineRule="auto"/>
+        <w:jc w:val="both"/>
+      </w:pPr>
+      <w:r>
+        <w:rPr>
+          <w:rFonts w:ascii="Times" w:hAnsi="Times" w:cs="Times"/>
+          <w:sz w:val="32"/>
+          <w:sz-cs w:val="32"/>
+        </w:rPr>
+        <w:t xml:space="preserve"/>
+      </w:r>
+    </w:p>
+    <w:p>
+      <w:pPr>
+        <w:jc w:val="both"/>
+      </w:pPr>
+      <w:r>
+        <w:rPr>
+          <w:rFonts w:ascii="Times New Roman" w:hAnsi="Times New Roman" w:cs="Times New Roman"/>
+          <w:sz w:val="21"/>
+          <w:sz-cs w:val="21"/>
+          <w:color w:val="FF0000"/>
+        </w:rPr>
+        <w:t xml:space="preserve"/>
+      </w:r>
+    </w:p>
+    <w:p>
+      <w:pPr>
+        <w:jc w:val="both"/>
+      </w:pPr>
+      <w:r>
+        <w:rPr>
+          <w:rFonts w:ascii="Times New Roman" w:hAnsi="Times New Roman" w:cs="Times New Roman"/>
+          <w:sz w:val="21"/>
+          <w:sz-cs w:val="21"/>
+          <w:color w:val="FF0000"/>
+        </w:rPr>
+        <w:t xml:space="preserve"/>
+      </w:r>
+    </w:p>
+    <w:p>
+      <w:pPr>
         <w:jc w:val="center"/>
       </w:pPr>
       <w:r>
         <w:rPr>
-          <w:rFonts w:ascii="Times New Roman" w:hAnsi="Times New Roman" w:eastAsia="黑体"/>
+          <w:rFonts w:ascii="Times New Roman" w:hAnsi="Times New Roman" w:cs="Times New Roman"/>
+          <w:sz w:val="28"/>
+          <w:sz-cs w:val="28"/>
           <w:b/>
-          <w:color w:val="000000"/>
-          <w:sz w:val="44"/>
         </w:rPr>
-        <w:t>数字图像处理实验报告书</w:t>
+        <w:t xml:space="preserve"/>
       </w:r>
     </w:p>
-    <w:p/>
     <w:p>
       <w:pPr>
-        <w:spacing w:before="0" w:after="120" w:line="360" w:lineRule="auto"/>
         <w:jc w:val="center"/>
       </w:pPr>
       <w:r>
         <w:rPr>
-          <w:rFonts w:ascii="Times New Roman" w:hAnsi="Times New Roman" w:eastAsia="黑体"/>
+          <w:rFonts w:ascii="Times New Roman" w:hAnsi="Times New Roman" w:cs="Times New Roman"/>
+          <w:sz w:val="28"/>
+          <w:sz-cs w:val="28"/>
           <w:b/>
-          <w:color w:val="000000"/>
-          <w:sz w:val="44"/>
         </w:rPr>
-        <w:t>实验三  数字图像的噪声去除</w:t>
+        <w:t xml:space="preserve"/>
       </w:r>
     </w:p>
     <w:p>
       <w:pPr>
-        <w:spacing w:before="0" w:after="120" w:line="360" w:lineRule="auto"/>
-        <w:jc w:val="both"/>
+        <w:jc w:val="center"/>
+        <w:spacing w:before="312"/>
       </w:pPr>
       <w:r>
         <w:rPr>
-          <w:rFonts w:ascii="Times New Roman" w:hAnsi="Times New Roman" w:eastAsia="宋体"/>
-          <w:b/>
-          <w:color w:val="000000"/>
-          <w:sz w:val="28"/>
+          <w:rFonts w:ascii="Times New Roman" w:hAnsi="Times New Roman" w:cs="Times New Roman"/>
+          <w:sz w:val="72"/>
+          <w:sz-cs w:val="72"/>
+          <w:spacing w:val="20"/>
         </w:rPr>
-        <w:t xml:space="preserve">实验展示链接（在线可交互演示）</w:t>
+        <w:t xml:space="preserve">数字图像处理实验报告书</w:t>
       </w:r>
     </w:p>
     <w:p>
       <w:pPr>
-        <w:spacing w:before="0" w:after="120" w:line="360" w:lineRule="auto"/>
         <w:jc w:val="both"/>
+        <w:ind w:first-line="897"/>
       </w:pPr>
       <w:r>
         <w:rPr>
-          <w:rFonts w:ascii="Times New Roman" w:hAnsi="Times New Roman" w:eastAsia="宋体"/>
-          <w:b w:val="0"/>
-          <w:color w:val="0563C1"/>
+          <w:rFonts w:ascii="STKaiti" w:hAnsi="STKaiti" w:cs="STKaiti"/>
+          <w:sz w:val="44"/>
+          <w:sz-cs w:val="44"/>
+        </w:rPr>
+        <w:t xml:space="preserve">                                    </w:t>
+      </w:r>
+      <w:r>
+        <w:rPr>
+          <w:rFonts w:ascii="Times New Roman" w:hAnsi="Times New Roman" w:cs="Times New Roman"/>
           <w:sz w:val="24"/>
+          <w:sz-cs w:val="24"/>
+          <w:color w:val="008000"/>
         </w:rPr>
-        <w:t xml:space="preserve">https://gutsyang-diplab.streamlit.app</w:t>
+        <w:t xml:space="preserve"/>
       </w:r>
     </w:p>
     <w:p>
       <w:pPr>
-        <w:spacing w:before="0" w:after="120" w:line="360" w:lineRule="auto"/>
-        <w:jc w:val="both"/>
-      </w:pPr>
-      <w:r>
-        <w:rPr>
-          <w:rFonts w:ascii="Times New Roman" w:hAnsi="Times New Roman" w:eastAsia="宋体"/>
-          <w:b w:val="0"/>
-          <w:color w:val="000000"/>
-          <w:sz w:val="21"/>
-        </w:rPr>
-        <w:t xml:space="preserve">本报告的全部实验结果均可在上述在线平台中交互查看，支持自行上传图像并实时调节参数。</w:t>
-      </w:r>
-    </w:p>
-    <w:p/>
-    <w:p/>
-    <w:p/>
-    <w:p/>
-    <w:p/>
-    <w:p/>
-    <w:p>
-      <w:pPr>
-        <w:spacing w:after="200"/>
         <w:jc w:val="center"/>
       </w:pPr>
       <w:r>
         <w:rPr>
-          <w:rFonts w:ascii="Times New Roman" w:hAnsi="Times New Roman" w:eastAsia="宋体"/>
-          <w:b w:val="0"/>
-          <w:color w:val="000000"/>
-          <w:sz w:val="28"/>
+          <w:rFonts w:ascii="STKaiti" w:hAnsi="STKaiti" w:cs="STKaiti"/>
+          <w:sz w:val="44"/>
+          <w:sz-cs w:val="44"/>
+          <w:u w:val="single"/>
         </w:rPr>
-        <w:t>学  院        计算机科学与工程学院</w:t>
+        <w:t xml:space="preserve"/>
       </w:r>
     </w:p>
     <w:p>
       <w:pPr>
-        <w:spacing w:after="200"/>
         <w:jc w:val="center"/>
       </w:pPr>
       <w:r>
         <w:rPr>
-          <w:rFonts w:ascii="Times New Roman" w:hAnsi="Times New Roman" w:eastAsia="宋体"/>
-          <w:b w:val="0"/>
-          <w:color w:val="000000"/>
-          <w:sz w:val="28"/>
+          <w:rFonts w:ascii="STKaiti" w:hAnsi="STKaiti" w:cs="STKaiti"/>
+          <w:sz w:val="44"/>
+          <w:sz-cs w:val="44"/>
+          <w:u w:val="single"/>
         </w:rPr>
-        <w:t xml:space="preserve">专  业        </w:t>
+        <w:t xml:space="preserve"/>
       </w:r>
     </w:p>
     <w:p>
       <w:pPr>
-        <w:spacing w:after="200"/>
-        <w:jc w:val="center"/>
+        <w:jc w:val="both"/>
+        <w:ind w:first-line="1976"/>
       </w:pPr>
       <w:r>
         <w:rPr>
-          <w:rFonts w:ascii="Times New Roman" w:hAnsi="Times New Roman" w:eastAsia="宋体"/>
-          <w:b w:val="0"/>
-          <w:color w:val="000000"/>
-          <w:sz w:val="28"/>
+          <w:rFonts w:ascii="Times" w:hAnsi="Times" w:cs="Times"/>
+          <w:sz w:val="30"/>
+          <w:sz-cs w:val="30"/>
+          <w:b/>
         </w:rPr>
-        <w:t xml:space="preserve">学生姓名        </w:t>
+        <w:t xml:space="preserve">学  院   </w:t>
+      </w:r>
+      <w:r>
+        <w:rPr>
+          <w:rFonts w:ascii="Times" w:hAnsi="Times" w:cs="Times"/>
+          <w:sz w:val="30"/>
+          <w:sz-cs w:val="30"/>
+          <w:b/>
+          <w:u w:val="single"/>
+        </w:rPr>
+        <w:t xml:space="preserve">    计算机科学与工程学院 </w:t>
       </w:r>
     </w:p>
     <w:p>
       <w:pPr>
-        <w:spacing w:after="200"/>
-        <w:jc w:val="center"/>
+        <w:jc w:val="both"/>
+        <w:ind w:first-line="1976"/>
       </w:pPr>
       <w:r>
         <w:rPr>
-          <w:rFonts w:ascii="Times New Roman" w:hAnsi="Times New Roman" w:eastAsia="宋体"/>
-          <w:b w:val="0"/>
-          <w:color w:val="000000"/>
-          <w:sz w:val="28"/>
+          <w:rFonts w:ascii="Times" w:hAnsi="Times" w:cs="Times"/>
+          <w:sz w:val="30"/>
+          <w:sz-cs w:val="30"/>
+          <w:b/>
         </w:rPr>
-        <w:t xml:space="preserve">学生学号        </w:t>
+        <w:t xml:space="preserve">专  业   </w:t>
+      </w:r>
+      <w:r>
+        <w:rPr>
+          <w:rFonts w:ascii="Times" w:hAnsi="Times" w:cs="Times"/>
+          <w:sz w:val="30"/>
+          <w:sz-cs w:val="30"/>
+          <w:b/>
+          <w:u w:val="single"/>
+        </w:rPr>
+        <w:t xml:space="preserve">     计算机科学与技术    </w:t>
+      </w:r>
+      <w:r>
+        <w:rPr>
+          <w:rFonts w:ascii="Times" w:hAnsi="Times" w:cs="Times"/>
+          <w:sz w:val="30"/>
+          <w:sz-cs w:val="30"/>
+          <w:b/>
+        </w:rPr>
+        <w:t xml:space="preserve"/>
       </w:r>
     </w:p>
     <w:p>
       <w:pPr>
-        <w:spacing w:after="200"/>
-        <w:jc w:val="center"/>
+        <w:jc w:val="both"/>
+        <w:ind w:first-line="1976"/>
       </w:pPr>
       <w:r>
         <w:rPr>
-          <w:rFonts w:ascii="Times New Roman" w:hAnsi="Times New Roman" w:eastAsia="宋体"/>
-          <w:b w:val="0"/>
-          <w:color w:val="000000"/>
-          <w:sz w:val="28"/>
+          <w:rFonts w:ascii="Times" w:hAnsi="Times" w:cs="Times"/>
+          <w:sz w:val="30"/>
+          <w:sz-cs w:val="30"/>
+          <w:b/>
         </w:rPr>
-        <w:t>任课教师        沃  焱</w:t>
+        <w:t xml:space="preserve">学生姓名 </w:t>
+      </w:r>
+      <w:r>
+        <w:rPr>
+          <w:rFonts w:ascii="Times" w:hAnsi="Times" w:cs="Times"/>
+          <w:sz w:val="30"/>
+          <w:sz-cs w:val="30"/>
+          <w:b/>
+          <w:u w:val="single"/>
+        </w:rPr>
+        <w:t xml:space="preserve">         廖晨扬          </w:t>
       </w:r>
     </w:p>
     <w:p>
       <w:pPr>
-        <w:spacing w:after="200"/>
-        <w:jc w:val="center"/>
+        <w:jc w:val="both"/>
+        <w:ind w:first-line="1976"/>
       </w:pPr>
       <w:r>
         <w:rPr>
-          <w:rFonts w:ascii="Times New Roman" w:hAnsi="Times New Roman" w:eastAsia="宋体"/>
-          <w:b w:val="0"/>
-          <w:color w:val="000000"/>
-          <w:sz w:val="28"/>
+          <w:rFonts w:ascii="Times" w:hAnsi="Times" w:cs="Times"/>
+          <w:sz w:val="30"/>
+          <w:sz-cs w:val="30"/>
+          <w:b/>
         </w:rPr>
-        <w:t xml:space="preserve">成  绩        </w:t>
+        <w:t xml:space="preserve">学生学号 </w:t>
+      </w:r>
+      <w:r>
+        <w:rPr>
+          <w:rFonts w:ascii="Times" w:hAnsi="Times" w:cs="Times"/>
+          <w:sz w:val="30"/>
+          <w:sz-cs w:val="30"/>
+          <w:b/>
+          <w:u w:val="single"/>
+        </w:rPr>
+        <w:t xml:space="preserve">       202330451061      </w:t>
+      </w:r>
+      <w:r>
+        <w:rPr>
+          <w:rFonts w:ascii="Times" w:hAnsi="Times" w:cs="Times"/>
+          <w:sz w:val="30"/>
+          <w:sz-cs w:val="30"/>
+          <w:b/>
+        </w:rPr>
+        <w:t xml:space="preserve"/>
+      </w:r>
+    </w:p>
+    <w:p>
+      <w:pPr>
+        <w:jc w:val="both"/>
+        <w:ind w:first-line="1976"/>
+      </w:pPr>
+      <w:r>
+        <w:rPr>
+          <w:rFonts w:ascii="Times" w:hAnsi="Times" w:cs="Times"/>
+          <w:sz w:val="30"/>
+          <w:sz-cs w:val="30"/>
+          <w:b/>
+        </w:rPr>
+        <w:t xml:space="preserve">任课教师 </w:t>
+      </w:r>
+      <w:r>
+        <w:rPr>
+          <w:rFonts w:ascii="Times" w:hAnsi="Times" w:cs="Times"/>
+          <w:sz w:val="30"/>
+          <w:sz-cs w:val="30"/>
+          <w:b/>
+          <w:u w:val="single"/>
+        </w:rPr>
+        <w:t xml:space="preserve">        沃      焱       </w:t>
+      </w:r>
+      <w:r>
+        <w:rPr>
+          <w:rFonts w:ascii="Times" w:hAnsi="Times" w:cs="Times"/>
+          <w:sz w:val="30"/>
+          <w:sz-cs w:val="30"/>
+          <w:b/>
+        </w:rPr>
+        <w:t xml:space="preserve"/>
+      </w:r>
+    </w:p>
+    <w:p>
+      <w:pPr>
+        <w:jc w:val="both"/>
+        <w:ind w:first-line="1976"/>
+      </w:pPr>
+      <w:r>
+        <w:rPr>
+          <w:rFonts w:ascii="Times" w:hAnsi="Times" w:cs="Times"/>
+          <w:sz w:val="30"/>
+          <w:sz-cs w:val="30"/>
+          <w:b/>
+        </w:rPr>
+        <w:t xml:space="preserve">成    绩 </w:t>
+      </w:r>
+      <w:r>
+        <w:rPr>
+          <w:rFonts w:ascii="Times" w:hAnsi="Times" w:cs="Times"/>
+          <w:sz w:val="30"/>
+          <w:sz-cs w:val="30"/>
+          <w:b/>
+          <w:u w:val="single"/>
+        </w:rPr>
+        <w:t xml:space="preserve">                         </w:t>
+      </w:r>
+      <w:r>
+        <w:rPr>
+          <w:rFonts w:ascii="Times" w:hAnsi="Times" w:cs="Times"/>
+          <w:sz w:val="30"/>
+          <w:sz-cs w:val="30"/>
+          <w:b/>
+        </w:rPr>
+        <w:t xml:space="preserve"/>
+      </w:r>
+    </w:p>
+    <w:p>
+      <w:pPr>
+        <w:jc w:val="both"/>
+        <w:ind w:first-line="420"/>
+      </w:pPr>
+      <w:r>
+        <w:rPr>
+          <w:rFonts w:ascii="Times New Roman" w:hAnsi="Times New Roman" w:cs="Times New Roman"/>
+          <w:sz w:val="21"/>
+          <w:sz-cs w:val="21"/>
+          <w:color w:val="008000"/>
+        </w:rPr>
+        <w:t xml:space="preserve"/>
       </w:r>
     </w:p>
     <w:p>

--- a/experiments/exp3-denoising/report/实验三-数字图像的噪声去除.docx
+++ b/experiments/exp3-denoising/report/实验三-数字图像的噪声去除.docx
@@ -797,7 +797,7 @@
       <w:r>
         <w:drawing>
           <wp:inline xmlns:a="http://schemas.openxmlformats.org/drawingml/2006/main" xmlns:pic="http://schemas.openxmlformats.org/drawingml/2006/picture">
-            <wp:extent cx="2880000" cy="2880000"/>
+            <wp:extent cx="3840480" cy="3840480"/>
             <wp:docPr id="1" name="Picture 1"/>
             <wp:cNvGraphicFramePr>
               <a:graphicFrameLocks noChangeAspect="1"/>
@@ -852,7 +852,7 @@
       <w:r>
         <w:drawing>
           <wp:inline xmlns:a="http://schemas.openxmlformats.org/drawingml/2006/main" xmlns:pic="http://schemas.openxmlformats.org/drawingml/2006/picture">
-            <wp:extent cx="2880000" cy="2880000"/>
+            <wp:extent cx="3840480" cy="3840480"/>
             <wp:docPr id="2" name="Picture 2"/>
             <wp:cNvGraphicFramePr>
               <a:graphicFrameLocks noChangeAspect="1"/>
@@ -907,7 +907,7 @@
       <w:r>
         <w:drawing>
           <wp:inline xmlns:a="http://schemas.openxmlformats.org/drawingml/2006/main" xmlns:pic="http://schemas.openxmlformats.org/drawingml/2006/picture">
-            <wp:extent cx="2880000" cy="2880000"/>
+            <wp:extent cx="3840480" cy="3840480"/>
             <wp:docPr id="3" name="Picture 3"/>
             <wp:cNvGraphicFramePr>
               <a:graphicFrameLocks noChangeAspect="1"/>
@@ -962,7 +962,7 @@
       <w:r>
         <w:drawing>
           <wp:inline xmlns:a="http://schemas.openxmlformats.org/drawingml/2006/main" xmlns:pic="http://schemas.openxmlformats.org/drawingml/2006/picture">
-            <wp:extent cx="2880000" cy="2880000"/>
+            <wp:extent cx="3840480" cy="3840480"/>
             <wp:docPr id="4" name="Picture 4"/>
             <wp:cNvGraphicFramePr>
               <a:graphicFrameLocks noChangeAspect="1"/>
